--- a/docs/BP_Mass_Upload_Test_Guide.docx
+++ b/docs/BP_Mass_Upload_Test_Guide.docx
@@ -99,7 +99,13 @@
                 <w:sz w:val="19"/>
               </w:rPr>
               <w:t>ZMMS_BP_MASS_UPLOAD  (supplier / vendor master)</w:t>
-              <w:br/>
+            </w:r>
+          </w:p>
+          <w:p>
+            <w:r>
+              <w:rPr>
+                <w:sz w:val="19"/>
+              </w:rPr>
               <w:t>ZSDS_CUST_MASS_UPLOAD  (customer master)</w:t>
             </w:r>
           </w:p>
@@ -191,7 +197,13 @@
                 <w:sz w:val="19"/>
               </w:rPr>
               <w:t>Vendor LSMW with Template.xlsx</w:t>
-              <w:br/>
+            </w:r>
+          </w:p>
+          <w:p>
+            <w:r>
+              <w:rPr>
+                <w:sz w:val="19"/>
+              </w:rPr>
               <w:t>customer master LSMW -  with format.xlsx</w:t>
             </w:r>
           </w:p>

--- a/docs/BP_Mass_Upload_Test_Guide.docx
+++ b/docs/BP_Mass_Upload_Test_Guide.docx
@@ -485,12 +485,20 @@
     </w:tbl>
     <w:p/>
     <w:p>
+      <w:pPr>
+        <w:pStyle w:val="Heading2"/>
+      </w:pPr>
+      <w:r>
+        <w:t>2.1  The file layout - this applies to every tab of both workbooks</w:t>
+      </w:r>
+    </w:p>
+    <w:p>
       <w:r>
         <w:rPr>
           <w:b/>
           <w:i w:val="0"/>
         </w:rPr>
-        <w:t>One rule about the spreadsheets:</w:t>
+        <w:t>Every tab must be laid out the same way:</w:t>
       </w:r>
     </w:p>
     <w:p>
@@ -498,7 +506,7 @@
         <w:pStyle w:val="ListBullet"/>
       </w:pPr>
       <w:r>
-        <w:t>Row 1 must be the heading row.</w:t>
+        <w:t>Row 1 - the heading row.</w:t>
       </w:r>
     </w:p>
     <w:p>
@@ -506,7 +514,7 @@
         <w:pStyle w:val="ListBullet"/>
       </w:pPr>
       <w:r>
-        <w:t>Data must start on row 2.</w:t>
+        <w:t>Row 2 onwards - data only.</w:t>
       </w:r>
     </w:p>
     <w:p>
@@ -514,7 +522,25 @@
         <w:pStyle w:val="ListBullet"/>
       </w:pPr>
       <w:r>
-        <w:t>There must be no description or instruction rows in between.</w:t>
+        <w:t>Nothing in between. No field type row, no field length row, no mandatory/optional row, no guideline row and no sample rows.</w:t>
+      </w:r>
+    </w:p>
+    <w:p>
+      <w:r>
+        <w:rPr>
+          <w:b/>
+          <w:i w:val="0"/>
+        </w:rPr>
+        <w:t>Both programs read the chosen tab from row 2.</w:t>
+      </w:r>
+    </w:p>
+    <w:p>
+      <w:r>
+        <w:rPr>
+          <w:b w:val="0"/>
+          <w:i w:val="0"/>
+        </w:rPr>
+        <w:t>Most tabs in the two workbooks do not follow this today - they carry type, length, guideline or sample rows between the headings and the first real record. Of the sixteen tabs, four already comply and twelve need re-cutting. The companion Upload File Format Specification states, tab by tab, exactly which rows to delete.</w:t>
       </w:r>
     </w:p>
     <w:p>
@@ -530,7 +556,25 @@
           <w:i/>
           <w:sz w:val="19"/>
         </w:rPr>
-        <w:t>Two tabs currently need re-cutting before they can be loaded: SAGA customer has its headings on row 2 with row 1 empty, and domestic customer IND has descriptions on row 2 with data starting on row 3.</w:t>
+        <w:t>Please delete those rows rather than hide them. A hidden row is still read.</w:t>
+      </w:r>
+    </w:p>
+    <w:p>
+      <w:r>
+        <w:rPr>
+          <w:b/>
+          <w:i w:val="0"/>
+        </w:rPr>
+        <w:t>Delete rows only, never columns.</w:t>
+      </w:r>
+    </w:p>
+    <w:p>
+      <w:r>
+        <w:rPr>
+          <w:b w:val="0"/>
+          <w:i w:val="0"/>
+        </w:rPr>
+        <w:t>Delete ROWS only - never columns. Several tabs start with a label column that holds text like "Field Tech name" or "Sample data" and is empty on the data rows. That column still counts. On the supplier creation tab, for instance, the vendor number is column B, not column A. Deleting the label column would shift every field one place to the left and the file would load into the wrong fields.</w:t>
       </w:r>
     </w:p>
     <w:p>
@@ -566,6 +610,208 @@
           <w:i w:val="0"/>
         </w:rPr>
         <w:t>Only untick Test run once a file comes back with no errors.</w:t>
+      </w:r>
+    </w:p>
+    <w:p>
+      <w:pPr>
+        <w:pStyle w:val="Heading2"/>
+      </w:pPr>
+      <w:r>
+        <w:t>3.1  One check to do on your very first run</w:t>
+      </w:r>
+    </w:p>
+    <w:p>
+      <w:r>
+        <w:rPr>
+          <w:b w:val="0"/>
+          <w:i w:val="0"/>
+        </w:rPr>
+        <w:t>Both programs have a field called Heading rows to skip, set to 1. That matches the layout above: one heading row, then data.</w:t>
+      </w:r>
+    </w:p>
+    <w:p>
+      <w:r>
+        <w:rPr>
+          <w:b w:val="0"/>
+          <w:i w:val="0"/>
+        </w:rPr>
+        <w:t>On your first run, look at the top of the result list. There will be a line like this:</w:t>
+      </w:r>
+    </w:p>
+    <w:p>
+      <w:r>
+        <w:rPr>
+          <w:b w:val="0"/>
+          <w:i/>
+        </w:rPr>
+        <w:t xml:space="preserve">        Line 1 skipped:  KUNNR / BUKRS / VKORG / VTWEG / SPART ...</w:t>
+      </w:r>
+    </w:p>
+    <w:p>
+      <w:r>
+        <w:rPr>
+          <w:b w:val="0"/>
+          <w:i w:val="0"/>
+        </w:rPr>
+        <w:t>That line shows what the program treated as the heading row.</w:t>
+      </w:r>
+    </w:p>
+    <w:tbl>
+      <w:tblPr>
+        <w:tblStyle w:val="LightGrid-Accent1"/>
+        <w:tblW w:type="auto" w:w="0"/>
+        <w:jc w:val="left"/>
+        <w:tblLook w:firstColumn="1" w:firstRow="1" w:lastColumn="0" w:lastRow="0" w:noHBand="0" w:noVBand="1" w:val="04A0"/>
+      </w:tblPr>
+      <w:tblGrid>
+        <w:gridCol w:w="3249"/>
+        <w:gridCol w:w="3249"/>
+        <w:gridCol w:w="3249"/>
+      </w:tblGrid>
+      <w:tr>
+        <w:tc>
+          <w:tcPr>
+            <w:tcW w:type="dxa" w:w="2551"/>
+          </w:tcPr>
+          <w:p>
+            <w:r/>
+            <w:r>
+              <w:rPr>
+                <w:b/>
+                <w:sz w:val="19"/>
+              </w:rPr>
+              <w:t>What that line shows</w:t>
+            </w:r>
+          </w:p>
+        </w:tc>
+        <w:tc>
+          <w:tcPr>
+            <w:tcW w:type="dxa" w:w="3402"/>
+          </w:tcPr>
+          <w:p>
+            <w:r/>
+            <w:r>
+              <w:rPr>
+                <w:b/>
+                <w:sz w:val="19"/>
+              </w:rPr>
+              <w:t>What it means</w:t>
+            </w:r>
+          </w:p>
+        </w:tc>
+        <w:tc>
+          <w:tcPr>
+            <w:tcW w:type="dxa" w:w="3118"/>
+          </w:tcPr>
+          <w:p>
+            <w:r/>
+            <w:r>
+              <w:rPr>
+                <w:b/>
+                <w:sz w:val="19"/>
+              </w:rPr>
+              <w:t>What to do</w:t>
+            </w:r>
+          </w:p>
+        </w:tc>
+      </w:tr>
+      <w:tr>
+        <w:tc>
+          <w:tcPr>
+            <w:tcW w:type="dxa" w:w="2551"/>
+          </w:tcPr>
+          <w:p>
+            <w:r/>
+            <w:r>
+              <w:rPr>
+                <w:sz w:val="19"/>
+              </w:rPr>
+              <w:t>Your column headings</w:t>
+            </w:r>
+          </w:p>
+        </w:tc>
+        <w:tc>
+          <w:tcPr>
+            <w:tcW w:type="dxa" w:w="3402"/>
+          </w:tcPr>
+          <w:p>
+            <w:r/>
+            <w:r>
+              <w:rPr>
+                <w:sz w:val="19"/>
+              </w:rPr>
+              <w:t>Correct</w:t>
+            </w:r>
+          </w:p>
+        </w:tc>
+        <w:tc>
+          <w:tcPr>
+            <w:tcW w:type="dxa" w:w="3118"/>
+          </w:tcPr>
+          <w:p>
+            <w:r/>
+            <w:r>
+              <w:rPr>
+                <w:sz w:val="19"/>
+              </w:rPr>
+              <w:t>Nothing - leave the field at 1</w:t>
+            </w:r>
+          </w:p>
+        </w:tc>
+      </w:tr>
+      <w:tr>
+        <w:tc>
+          <w:tcPr>
+            <w:tcW w:type="dxa" w:w="2551"/>
+          </w:tcPr>
+          <w:p>
+            <w:r/>
+            <w:r>
+              <w:rPr>
+                <w:sz w:val="19"/>
+              </w:rPr>
+              <w:t>A real customer or supplier record</w:t>
+            </w:r>
+          </w:p>
+        </w:tc>
+        <w:tc>
+          <w:tcPr>
+            <w:tcW w:type="dxa" w:w="3402"/>
+          </w:tcPr>
+          <w:p>
+            <w:r/>
+            <w:r>
+              <w:rPr>
+                <w:sz w:val="19"/>
+              </w:rPr>
+              <w:t>The heading row was already removed before the program saw it</w:t>
+            </w:r>
+          </w:p>
+        </w:tc>
+        <w:tc>
+          <w:tcPr>
+            <w:tcW w:type="dxa" w:w="3118"/>
+          </w:tcPr>
+          <w:p>
+            <w:r/>
+            <w:r>
+              <w:rPr>
+                <w:sz w:val="19"/>
+              </w:rPr>
+              <w:t>Set Heading rows to skip to 0 and run again, otherwise every file loses its first record</w:t>
+            </w:r>
+          </w:p>
+        </w:tc>
+      </w:tr>
+    </w:tbl>
+    <w:p/>
+    <w:p>
+      <w:r>
+        <w:rPr>
+          <w:b w:val="0"/>
+          <w:i w:val="0"/>
+        </w:rPr>
+        <w:t>This only has to be established once. Please tell us which of the two you see and we will set it permanently so nobody has to remember it.</w:t>
       </w:r>
     </w:p>
     <w:p>
@@ -787,6 +1033,36 @@
                 <w:sz w:val="19"/>
               </w:rPr>
               <w:t>Tick this if you want the run to halt as soon as something fails, instead of working through the whole file</w:t>
+            </w:r>
+          </w:p>
+        </w:tc>
+      </w:tr>
+      <w:tr>
+        <w:tc>
+          <w:tcPr>
+            <w:tcW w:type="dxa" w:w="3118"/>
+          </w:tcPr>
+          <w:p>
+            <w:r/>
+            <w:r>
+              <w:rPr>
+                <w:sz w:val="19"/>
+              </w:rPr>
+              <w:t>Heading rows to skip</w:t>
+            </w:r>
+          </w:p>
+        </w:tc>
+        <w:tc>
+          <w:tcPr>
+            <w:tcW w:type="dxa" w:w="5953"/>
+          </w:tcPr>
+          <w:p>
+            <w:r/>
+            <w:r>
+              <w:rPr>
+                <w:sz w:val="19"/>
+              </w:rPr>
+              <w:t>Leave at 1. See section 3.1.</w:t>
             </w:r>
           </w:p>
         </w:tc>
@@ -1523,6 +1799,36 @@
                 <w:sz w:val="19"/>
               </w:rPr>
               <w:t>Leave this blank. SAP then derives the BP grouping from the account group, which is the normal behaviour. Only fill it if you need to force a particular grouping.</w:t>
+            </w:r>
+          </w:p>
+        </w:tc>
+      </w:tr>
+      <w:tr>
+        <w:tc>
+          <w:tcPr>
+            <w:tcW w:type="dxa" w:w="3118"/>
+          </w:tcPr>
+          <w:p>
+            <w:r/>
+            <w:r>
+              <w:rPr>
+                <w:sz w:val="19"/>
+              </w:rPr>
+              <w:t>Heading rows to skip</w:t>
+            </w:r>
+          </w:p>
+        </w:tc>
+        <w:tc>
+          <w:tcPr>
+            <w:tcW w:type="dxa" w:w="5953"/>
+          </w:tcPr>
+          <w:p>
+            <w:r/>
+            <w:r>
+              <w:rPr>
+                <w:sz w:val="19"/>
+              </w:rPr>
+              <w:t>Leave at 1. See section 3.1.</w:t>
             </w:r>
           </w:p>
         </w:tc>

--- a/docs/BP_Mass_Upload_Test_Guide.docx
+++ b/docs/BP_Mass_Upload_Test_Guide.docx
@@ -498,7 +498,25 @@
           <w:b/>
           <w:i w:val="0"/>
         </w:rPr>
-        <w:t>Every tab must be laid out the same way:</w:t>
+        <w:t>The programs find the data by its headings, not by its position.</w:t>
+      </w:r>
+    </w:p>
+    <w:p>
+      <w:r>
+        <w:rPr>
+          <w:b w:val="0"/>
+          <w:i w:val="0"/>
+        </w:rPr>
+        <w:t>Each scenario knows the headings that belong above its columns. On opening the file both programs look through every tab, and through the first ten lines of each tab, for the line carrying most of those headings. That line is the heading row; everything below it is data.</w:t>
+      </w:r>
+    </w:p>
+    <w:p>
+      <w:r>
+        <w:rPr>
+          <w:b w:val="0"/>
+          <w:i w:val="0"/>
+        </w:rPr>
+        <w:t>What this means in practice:</w:t>
       </w:r>
     </w:p>
     <w:p>
@@ -506,7 +524,7 @@
         <w:pStyle w:val="ListBullet"/>
       </w:pPr>
       <w:r>
-        <w:t>Row 1 - the heading row.</w:t>
+        <w:t>The tab may be called anything. You can send the whole workbook, or one tab saved on its own as "Sheet1" - both load the same way.</w:t>
       </w:r>
     </w:p>
     <w:p>
@@ -514,7 +532,7 @@
         <w:pStyle w:val="ListBullet"/>
       </w:pPr>
       <w:r>
-        <w:t>Row 2 onwards - data only.</w:t>
+        <w:t>The heading row does not have to be row 1. A title line above it is no longer a problem.</w:t>
       </w:r>
     </w:p>
     <w:p>
@@ -522,7 +540,15 @@
         <w:pStyle w:val="ListBullet"/>
       </w:pPr>
       <w:r>
-        <w:t>Nothing in between. No field type row, no field length row, no mandatory/optional row, no guideline row and no sample rows.</w:t>
+        <w:t>Columns may be in a different order from the template, and columns you do not need may be deleted. Each column is read from wherever its heading actually is.</w:t>
+      </w:r>
+    </w:p>
+    <w:p>
+      <w:pPr>
+        <w:pStyle w:val="ListBullet"/>
+      </w:pPr>
+      <w:r>
+        <w:t>A column heading may be either the wording used in the template ("Company Code") or the technical field name ("BUKRS"). Both are recognised.</w:t>
       </w:r>
     </w:p>
     <w:p>
@@ -531,7 +557,31 @@
           <w:b/>
           <w:i w:val="0"/>
         </w:rPr>
-        <w:t>Both programs read the chosen tab from row 2.</w:t>
+        <w:t>What still has to be right:</w:t>
+      </w:r>
+    </w:p>
+    <w:p>
+      <w:pPr>
+        <w:pStyle w:val="ListBullet"/>
+      </w:pPr>
+      <w:r>
+        <w:t>Please do not rename or translate the headings. A heading the program does not recognise makes that one column fall back to its position in the template, which is where a wrong value can creep in.</w:t>
+      </w:r>
+    </w:p>
+    <w:p>
+      <w:pPr>
+        <w:pStyle w:val="ListBullet"/>
+      </w:pPr>
+      <w:r>
+        <w:t>If the same heading appears twice on a tab, neither copy can identify a column, so both fall back to their position. Please make repeated headings unique.</w:t>
+      </w:r>
+    </w:p>
+    <w:p>
+      <w:pPr>
+        <w:pStyle w:val="ListBullet"/>
+      </w:pPr>
+      <w:r>
+        <w:t>Rows between the heading row and the first record - field type, field length, mandatory/optional, guideline and sample rows - must be deleted. They are read as data. Please delete them rather than hide them: a hidden row is still read.</w:t>
       </w:r>
     </w:p>
     <w:p>
@@ -540,7 +590,7 @@
           <w:b w:val="0"/>
           <w:i w:val="0"/>
         </w:rPr>
-        <w:t>Most tabs in the two workbooks do not follow this today - they carry type, length, guideline or sample rows between the headings and the first real record. Of the sixteen tabs, four already comply and twelve need re-cutting. The companion Upload File Format Specification states, tab by tab, exactly which rows to delete.</w:t>
+        <w:t>The companion Upload File Format Specification lists, tab by tab, every column and every row that has to go.</w:t>
       </w:r>
     </w:p>
     <w:p>
@@ -556,25 +606,7 @@
           <w:i/>
           <w:sz w:val="19"/>
         </w:rPr>
-        <w:t>Please delete those rows rather than hide them. A hidden row is still read.</w:t>
-      </w:r>
-    </w:p>
-    <w:p>
-      <w:r>
-        <w:rPr>
-          <w:b/>
-          <w:i w:val="0"/>
-        </w:rPr>
-        <w:t>Delete rows only, never columns.</w:t>
-      </w:r>
-    </w:p>
-    <w:p>
-      <w:r>
-        <w:rPr>
-          <w:b w:val="0"/>
-          <w:i w:val="0"/>
-        </w:rPr>
-        <w:t>Delete ROWS only - never columns. Several tabs start with a label column that holds text like "Field Tech name" or "Sample data" and is empty on the data rows. That column still counts. On the supplier creation tab, for instance, the vendor number is column B, not column A. Deleting the label column would shift every field one place to the left and the file would load into the wrong fields.</w:t>
+        <w:t>One line at the top of the result list tells you how many columns were found somewhere other than where the template has them. Nothing is wrong with that - it is there so you can see that the program noticed.</w:t>
       </w:r>
     </w:p>
     <w:p>
@@ -617,7 +649,7 @@
         <w:pStyle w:val="Heading2"/>
       </w:pPr>
       <w:r>
-        <w:t>3.1  One check to do on your very first run</w:t>
+        <w:t>3.1  Heading rows to skip</w:t>
       </w:r>
     </w:p>
     <w:p>
@@ -626,7 +658,7 @@
           <w:b w:val="0"/>
           <w:i w:val="0"/>
         </w:rPr>
-        <w:t>Both programs have a field called Heading rows to skip, set to 1. That matches the layout above: one heading row, then data.</w:t>
+        <w:t>Both programs have a field called Heading rows to skip, set to 1. It is now only a fallback: it is used when no heading row can be recognised at all - for example a file sent with the heading row already removed. When the headings are there, the program finds them itself and this field is ignored.</w:t>
       </w:r>
     </w:p>
     <w:p>
@@ -635,183 +667,7 @@
           <w:b w:val="0"/>
           <w:i w:val="0"/>
         </w:rPr>
-        <w:t>On your first run, look at the top of the result list. There will be a line like this:</w:t>
-      </w:r>
-    </w:p>
-    <w:p>
-      <w:r>
-        <w:rPr>
-          <w:b w:val="0"/>
-          <w:i/>
-        </w:rPr>
-        <w:t xml:space="preserve">        Line 1 skipped:  KUNNR / BUKRS / VKORG / VTWEG / SPART ...</w:t>
-      </w:r>
-    </w:p>
-    <w:p>
-      <w:r>
-        <w:rPr>
-          <w:b w:val="0"/>
-          <w:i w:val="0"/>
-        </w:rPr>
-        <w:t>That line shows what the program treated as the heading row.</w:t>
-      </w:r>
-    </w:p>
-    <w:tbl>
-      <w:tblPr>
-        <w:tblStyle w:val="LightGrid-Accent1"/>
-        <w:tblW w:type="auto" w:w="0"/>
-        <w:jc w:val="left"/>
-        <w:tblLook w:firstColumn="1" w:firstRow="1" w:lastColumn="0" w:lastRow="0" w:noHBand="0" w:noVBand="1" w:val="04A0"/>
-      </w:tblPr>
-      <w:tblGrid>
-        <w:gridCol w:w="3249"/>
-        <w:gridCol w:w="3249"/>
-        <w:gridCol w:w="3249"/>
-      </w:tblGrid>
-      <w:tr>
-        <w:tc>
-          <w:tcPr>
-            <w:tcW w:type="dxa" w:w="2551"/>
-          </w:tcPr>
-          <w:p>
-            <w:r/>
-            <w:r>
-              <w:rPr>
-                <w:b/>
-                <w:sz w:val="19"/>
-              </w:rPr>
-              <w:t>What that line shows</w:t>
-            </w:r>
-          </w:p>
-        </w:tc>
-        <w:tc>
-          <w:tcPr>
-            <w:tcW w:type="dxa" w:w="3402"/>
-          </w:tcPr>
-          <w:p>
-            <w:r/>
-            <w:r>
-              <w:rPr>
-                <w:b/>
-                <w:sz w:val="19"/>
-              </w:rPr>
-              <w:t>What it means</w:t>
-            </w:r>
-          </w:p>
-        </w:tc>
-        <w:tc>
-          <w:tcPr>
-            <w:tcW w:type="dxa" w:w="3118"/>
-          </w:tcPr>
-          <w:p>
-            <w:r/>
-            <w:r>
-              <w:rPr>
-                <w:b/>
-                <w:sz w:val="19"/>
-              </w:rPr>
-              <w:t>What to do</w:t>
-            </w:r>
-          </w:p>
-        </w:tc>
-      </w:tr>
-      <w:tr>
-        <w:tc>
-          <w:tcPr>
-            <w:tcW w:type="dxa" w:w="2551"/>
-          </w:tcPr>
-          <w:p>
-            <w:r/>
-            <w:r>
-              <w:rPr>
-                <w:sz w:val="19"/>
-              </w:rPr>
-              <w:t>Your column headings</w:t>
-            </w:r>
-          </w:p>
-        </w:tc>
-        <w:tc>
-          <w:tcPr>
-            <w:tcW w:type="dxa" w:w="3402"/>
-          </w:tcPr>
-          <w:p>
-            <w:r/>
-            <w:r>
-              <w:rPr>
-                <w:sz w:val="19"/>
-              </w:rPr>
-              <w:t>Correct</w:t>
-            </w:r>
-          </w:p>
-        </w:tc>
-        <w:tc>
-          <w:tcPr>
-            <w:tcW w:type="dxa" w:w="3118"/>
-          </w:tcPr>
-          <w:p>
-            <w:r/>
-            <w:r>
-              <w:rPr>
-                <w:sz w:val="19"/>
-              </w:rPr>
-              <w:t>Nothing - leave the field at 1</w:t>
-            </w:r>
-          </w:p>
-        </w:tc>
-      </w:tr>
-      <w:tr>
-        <w:tc>
-          <w:tcPr>
-            <w:tcW w:type="dxa" w:w="2551"/>
-          </w:tcPr>
-          <w:p>
-            <w:r/>
-            <w:r>
-              <w:rPr>
-                <w:sz w:val="19"/>
-              </w:rPr>
-              <w:t>A real customer or supplier record</w:t>
-            </w:r>
-          </w:p>
-        </w:tc>
-        <w:tc>
-          <w:tcPr>
-            <w:tcW w:type="dxa" w:w="3402"/>
-          </w:tcPr>
-          <w:p>
-            <w:r/>
-            <w:r>
-              <w:rPr>
-                <w:sz w:val="19"/>
-              </w:rPr>
-              <w:t>The heading row was already removed before the program saw it</w:t>
-            </w:r>
-          </w:p>
-        </w:tc>
-        <w:tc>
-          <w:tcPr>
-            <w:tcW w:type="dxa" w:w="3118"/>
-          </w:tcPr>
-          <w:p>
-            <w:r/>
-            <w:r>
-              <w:rPr>
-                <w:sz w:val="19"/>
-              </w:rPr>
-              <w:t>Set Heading rows to skip to 0 and run again, otherwise every file loses its first record</w:t>
-            </w:r>
-          </w:p>
-        </w:tc>
-      </w:tr>
-    </w:tbl>
-    <w:p/>
-    <w:p>
-      <w:r>
-        <w:rPr>
-          <w:b w:val="0"/>
-          <w:i w:val="0"/>
-        </w:rPr>
-        <w:t>This only has to be established once. Please tell us which of the two you see and we will set it permanently so nobody has to remember it.</w:t>
+        <w:t>If a run reports that no tab carries the columns of the scenario, that is the case to look at: either the headings have been renamed, or the file is the wrong one for the radio button selected.</w:t>
       </w:r>
     </w:p>
     <w:p>
@@ -1547,7 +1403,7 @@
           <w:i/>
           <w:sz w:val="19"/>
         </w:rPr>
-        <w:t>The tab name "Patner function" is spelled as it appears in your workbook. The program looks for that exact name, so please do not correct the spelling in the file.</w:t>
+        <w:t>The tab names in this table are the ones in your workbook - the spelling "Patner function" included. They are shown so you can see which tab each radio button was built from; the program no longer depends on them, so renaming a tab does no harm.</w:t>
       </w:r>
     </w:p>
     <w:p>
@@ -2384,7 +2240,7 @@
         <w:pStyle w:val="ListNumber"/>
       </w:pPr>
       <w:r>
-        <w:t>The program reads the tab from row 2 and processes every row.</w:t>
+        <w:t>The program locates the heading row and processes every row below it.</w:t>
       </w:r>
     </w:p>
     <w:p>
@@ -3097,7 +2953,7 @@
               <w:rPr>
                 <w:sz w:val="19"/>
               </w:rPr>
-              <w:t>A message saying the tab holds no data from row 2 onwards. Nothing is posted.</w:t>
+              <w:t>A message saying the tab holds no data below its heading. Nothing is posted.</w:t>
             </w:r>
           </w:p>
         </w:tc>
@@ -3127,7 +2983,7 @@
               <w:rPr>
                 <w:sz w:val="19"/>
               </w:rPr>
-              <w:t>Wrong tab</w:t>
+              <w:t>Wrong file</w:t>
             </w:r>
           </w:p>
         </w:tc>
@@ -3155,7 +3011,7 @@
               <w:rPr>
                 <w:sz w:val="19"/>
               </w:rPr>
-              <w:t>A clear message that the tab was not found</w:t>
+              <w:t>A clear message that no tab in that workbook carries the columns of the selected scenario</w:t>
             </w:r>
           </w:p>
         </w:tc>
@@ -4929,7 +4785,7 @@
               <w:rPr>
                 <w:sz w:val="19"/>
               </w:rPr>
-              <w:t>Please re-issue with headings on row 1 and data from row 2.</w:t>
+              <w:t>No longer blocking - the program finds the heading row on row 2 by itself. The descriptive rows between the headings and the first record still have to go.</w:t>
             </w:r>
           </w:p>
         </w:tc>

--- a/docs/BP_Mass_Upload_Test_Guide.docx
+++ b/docs/BP_Mass_Upload_Test_Guide.docx
@@ -3627,7 +3627,228 @@
         <w:pStyle w:val="Heading2"/>
       </w:pPr>
       <w:r>
-        <w:t>9.4  Two field limits in the existing licence table</w:t>
+        <w:t>9.4  What the credit Limit tab writes, and where</w:t>
+      </w:r>
+    </w:p>
+    <w:p>
+      <w:r>
+        <w:rPr>
+          <w:b w:val="0"/>
+          <w:i w:val="0"/>
+        </w:rPr>
+        <w:t>The tab carries three fields that are customer master data rather than credit data: payment terms, the interest indicator and customer group 3. They are written through the same Business Partner interface as every other scenario - nothing is written to a table directly.</w:t>
+      </w:r>
+    </w:p>
+    <w:p>
+      <w:r>
+        <w:rPr>
+          <w:b w:val="0"/>
+          <w:i w:val="0"/>
+        </w:rPr>
+        <w:t>Payment terms and the interest indicator belong to a company code, and customer group 3 to a sales area, but the tab carries neither. The program therefore uses the ones the customer already has:</w:t>
+      </w:r>
+    </w:p>
+    <w:tbl>
+      <w:tblPr>
+        <w:tblStyle w:val="LightGrid-Accent1"/>
+        <w:tblW w:type="auto" w:w="0"/>
+        <w:jc w:val="left"/>
+        <w:tblLook w:firstColumn="1" w:firstRow="1" w:lastColumn="0" w:lastRow="0" w:noHBand="0" w:noVBand="1" w:val="04A0"/>
+      </w:tblPr>
+      <w:tblGrid>
+        <w:gridCol w:w="4873"/>
+        <w:gridCol w:w="4873"/>
+      </w:tblGrid>
+      <w:tr>
+        <w:tc>
+          <w:tcPr>
+            <w:tcW w:type="dxa" w:w="3402"/>
+          </w:tcPr>
+          <w:p>
+            <w:r/>
+            <w:r>
+              <w:rPr>
+                <w:b/>
+                <w:sz w:val="19"/>
+              </w:rPr>
+              <w:t>Situation</w:t>
+            </w:r>
+          </w:p>
+        </w:tc>
+        <w:tc>
+          <w:tcPr>
+            <w:tcW w:type="dxa" w:w="5669"/>
+          </w:tcPr>
+          <w:p>
+            <w:r/>
+            <w:r>
+              <w:rPr>
+                <w:b/>
+                <w:sz w:val="19"/>
+              </w:rPr>
+              <w:t>What happens</w:t>
+            </w:r>
+          </w:p>
+        </w:tc>
+      </w:tr>
+      <w:tr>
+        <w:tc>
+          <w:tcPr>
+            <w:tcW w:type="dxa" w:w="3402"/>
+          </w:tcPr>
+          <w:p>
+            <w:r/>
+            <w:r>
+              <w:rPr>
+                <w:sz w:val="19"/>
+              </w:rPr>
+              <w:t>The customer is in one company code</w:t>
+            </w:r>
+          </w:p>
+        </w:tc>
+        <w:tc>
+          <w:tcPr>
+            <w:tcW w:type="dxa" w:w="5669"/>
+          </w:tcPr>
+          <w:p>
+            <w:r/>
+            <w:r>
+              <w:rPr>
+                <w:sz w:val="19"/>
+              </w:rPr>
+              <w:t>Payment terms and interest indicator are written there</w:t>
+            </w:r>
+          </w:p>
+        </w:tc>
+      </w:tr>
+      <w:tr>
+        <w:tc>
+          <w:tcPr>
+            <w:tcW w:type="dxa" w:w="3402"/>
+          </w:tcPr>
+          <w:p>
+            <w:r/>
+            <w:r>
+              <w:rPr>
+                <w:sz w:val="19"/>
+              </w:rPr>
+              <w:t>The customer is in several company codes</w:t>
+            </w:r>
+          </w:p>
+        </w:tc>
+        <w:tc>
+          <w:tcPr>
+            <w:tcW w:type="dxa" w:w="5669"/>
+          </w:tcPr>
+          <w:p>
+            <w:r/>
+            <w:r>
+              <w:rPr>
+                <w:sz w:val="19"/>
+              </w:rPr>
+              <w:t>The company codes belonging to the credit control area in the row are used to narrow it down. If exactly one remains, that is used</w:t>
+            </w:r>
+          </w:p>
+        </w:tc>
+      </w:tr>
+      <w:tr>
+        <w:tc>
+          <w:tcPr>
+            <w:tcW w:type="dxa" w:w="3402"/>
+          </w:tcPr>
+          <w:p>
+            <w:r/>
+            <w:r>
+              <w:rPr>
+                <w:sz w:val="19"/>
+              </w:rPr>
+              <w:t>It still cannot be narrowed to one</w:t>
+            </w:r>
+          </w:p>
+        </w:tc>
+        <w:tc>
+          <w:tcPr>
+            <w:tcW w:type="dxa" w:w="5669"/>
+          </w:tcPr>
+          <w:p>
+            <w:r/>
+            <w:r>
+              <w:rPr>
+                <w:sz w:val="19"/>
+              </w:rPr>
+              <w:t>A red line naming the company codes, and the two fields are not written. The credit limit itself is unaffected. Add a company code column if you need this</w:t>
+            </w:r>
+          </w:p>
+        </w:tc>
+      </w:tr>
+      <w:tr>
+        <w:tc>
+          <w:tcPr>
+            <w:tcW w:type="dxa" w:w="3402"/>
+          </w:tcPr>
+          <w:p>
+            <w:r/>
+            <w:r>
+              <w:rPr>
+                <w:sz w:val="19"/>
+              </w:rPr>
+              <w:t>The customer has one sales area</w:t>
+            </w:r>
+          </w:p>
+        </w:tc>
+        <w:tc>
+          <w:tcPr>
+            <w:tcW w:type="dxa" w:w="5669"/>
+          </w:tcPr>
+          <w:p>
+            <w:r/>
+            <w:r>
+              <w:rPr>
+                <w:sz w:val="19"/>
+              </w:rPr>
+              <w:t>Customer group 3 is written there</w:t>
+            </w:r>
+          </w:p>
+        </w:tc>
+      </w:tr>
+      <w:tr>
+        <w:tc>
+          <w:tcPr>
+            <w:tcW w:type="dxa" w:w="3402"/>
+          </w:tcPr>
+          <w:p>
+            <w:r/>
+            <w:r>
+              <w:rPr>
+                <w:sz w:val="19"/>
+              </w:rPr>
+              <w:t>The customer has several sales areas</w:t>
+            </w:r>
+          </w:p>
+        </w:tc>
+        <w:tc>
+          <w:tcPr>
+            <w:tcW w:type="dxa" w:w="5669"/>
+          </w:tcPr>
+          <w:p>
+            <w:r/>
+            <w:r>
+              <w:rPr>
+                <w:sz w:val="19"/>
+              </w:rPr>
+              <w:t>A red line, and customer group 3 is not written</w:t>
+            </w:r>
+          </w:p>
+        </w:tc>
+      </w:tr>
+    </w:tbl>
+    <w:p/>
+    <w:p>
+      <w:pPr>
+        <w:pStyle w:val="Heading2"/>
+      </w:pPr>
+      <w:r>
+        <w:t>9.5  Two field limits in the existing licence table</w:t>
       </w:r>
     </w:p>
     <w:tbl>
@@ -3784,7 +4005,7 @@
         <w:pStyle w:val="Heading2"/>
       </w:pPr>
       <w:r>
-        <w:t>9.5  Tax classifications depend on the country</w:t>
+        <w:t>9.6  Tax classifications depend on the country</w:t>
       </w:r>
     </w:p>
     <w:p>
@@ -4584,7 +4805,7 @@
               <w:rPr>
                 <w:sz w:val="19"/>
               </w:rPr>
-              <w:t>Please split this into two columns</w:t>
+              <w:t>Loaded as both - the first value becomes the interest indicator, a number after it the calculation cycle in months. Splitting the column is still cleaner but no longer necessary.</w:t>
             </w:r>
           </w:p>
         </w:tc>

--- a/docs/BP_Mass_Upload_Test_Guide.docx
+++ b/docs/BP_Mass_Upload_Test_Guide.docx
@@ -554,6 +554,24 @@
     <w:p>
       <w:r>
         <w:rPr>
+          <w:b w:val="0"/>
+          <w:i w:val="0"/>
+        </w:rPr>
+        <w:t>A heading that appears more than once on a tab - "Terms of Payment Key", "Tax classification for customer" - is matched by its turn: the second one in the file is the second one in the template. That holds as long as the file repeats it at least as often as the template does.</w:t>
+      </w:r>
+    </w:p>
+    <w:p>
+      <w:r>
+        <w:rPr>
+          <w:b w:val="0"/>
+          <w:i w:val="0"/>
+        </w:rPr>
+        <w:t>Where the headings run across two lines - a technical name on one and a description on the next, as the credit tab does - both lines are used.</w:t>
+      </w:r>
+    </w:p>
+    <w:p>
+      <w:r>
+        <w:rPr>
           <w:b/>
           <w:i w:val="0"/>
         </w:rPr>
@@ -565,7 +583,7 @@
         <w:pStyle w:val="ListBullet"/>
       </w:pPr>
       <w:r>
-        <w:t>Please do not rename or translate the headings. A heading the program does not recognise makes that one column fall back to its position in the template, which is where a wrong value can creep in.</w:t>
+        <w:t>Please do not rename or translate the headings. A column whose heading is not recognised is read from the position it has in the template, which is only correct if that part of the file is laid out like the template.</w:t>
       </w:r>
     </w:p>
     <w:p>
@@ -573,7 +591,7 @@
         <w:pStyle w:val="ListBullet"/>
       </w:pPr>
       <w:r>
-        <w:t>If the same heading appears twice on a tab, neither copy can identify a column, so both fall back to their position. Please make repeated headings unique.</w:t>
+        <w:t>Such a column is left empty, rather than loaded, when its position turns out to hold a different field - a wrong value is worse than none. The result list says which columns those were.</w:t>
       </w:r>
     </w:p>
     <w:p>
